--- a/data/exports/solid-state_revision_notes.docx
+++ b/data/exports/solid-state_revision_notes.docx
@@ -189,7 +189,7 @@
                 <w:color w:val="2D3748"/>
                 <w:sz w:val="19"/>
               </w:rPr>
-              <w:t>Solid State - Core Application</w:t>
+              <w:t>Solid State — Standard Calculations &amp; Problem Archetypes</w:t>
             </w:r>
           </w:p>
         </w:tc>
@@ -209,7 +209,7 @@
               <w:rPr>
                 <w:sz w:val="19"/>
               </w:rPr>
-              <w:t>67 PYQs</w:t>
+              <w:t>33 PYQs</w:t>
             </w:r>
           </w:p>
         </w:tc>
@@ -230,7 +230,181 @@
                 <w:color w:val="718096"/>
                 <w:sz w:val="19"/>
               </w:rPr>
-              <w:t>General Concept</w:t>
+              <w:t>Quantitative Analysis</w:t>
+            </w:r>
+          </w:p>
+        </w:tc>
+      </w:tr>
+      <w:tr>
+        <w:tc>
+          <w:tcPr>
+            <w:tcW w:type="dxa" w:w="2160"/>
+            <w:shd w:fill="FFFFFF"/>
+            <w:tcMar>
+              <w:top w:w="80" w:type="dxa"/>
+              <w:bottom w:w="80" w:type="dxa"/>
+              <w:left w:w="150" w:type="dxa"/>
+              <w:right w:w="150" w:type="dxa"/>
+            </w:tcMar>
+          </w:tcPr>
+          <w:p>
+            <w:r>
+              <w:rPr>
+                <w:b/>
+                <w:color w:val="C53030"/>
+                <w:sz w:val="19"/>
+              </w:rPr>
+              <w:t>Very High</w:t>
+            </w:r>
+          </w:p>
+        </w:tc>
+        <w:tc>
+          <w:tcPr>
+            <w:tcW w:type="dxa" w:w="4320"/>
+            <w:shd w:fill="FFFFFF"/>
+            <w:tcMar>
+              <w:top w:w="80" w:type="dxa"/>
+              <w:bottom w:w="80" w:type="dxa"/>
+              <w:left w:w="150" w:type="dxa"/>
+              <w:right w:w="150" w:type="dxa"/>
+            </w:tcMar>
+          </w:tcPr>
+          <w:p>
+            <w:r>
+              <w:rPr>
+                <w:b/>
+                <w:color w:val="2D3748"/>
+                <w:sz w:val="19"/>
+              </w:rPr>
+              <w:t>Solid State — Applied Cases, Reactions &amp; Traps</w:t>
+            </w:r>
+          </w:p>
+        </w:tc>
+        <w:tc>
+          <w:tcPr>
+            <w:tcW w:type="dxa" w:w="1728"/>
+            <w:shd w:fill="FFFFFF"/>
+            <w:tcMar>
+              <w:top w:w="80" w:type="dxa"/>
+              <w:bottom w:w="80" w:type="dxa"/>
+              <w:left w:w="150" w:type="dxa"/>
+              <w:right w:w="150" w:type="dxa"/>
+            </w:tcMar>
+          </w:tcPr>
+          <w:p>
+            <w:r>
+              <w:rPr>
+                <w:sz w:val="19"/>
+              </w:rPr>
+              <w:t>28 PYQs</w:t>
+            </w:r>
+          </w:p>
+        </w:tc>
+        <w:tc>
+          <w:tcPr>
+            <w:tcW w:type="dxa" w:w="1872"/>
+            <w:shd w:fill="FFFFFF"/>
+            <w:tcMar>
+              <w:top w:w="80" w:type="dxa"/>
+              <w:bottom w:w="80" w:type="dxa"/>
+              <w:left w:w="150" w:type="dxa"/>
+              <w:right w:w="150" w:type="dxa"/>
+            </w:tcMar>
+          </w:tcPr>
+          <w:p>
+            <w:r>
+              <w:rPr>
+                <w:color w:val="718096"/>
+                <w:sz w:val="19"/>
+              </w:rPr>
+              <w:t>Applied Topics</w:t>
+            </w:r>
+          </w:p>
+        </w:tc>
+      </w:tr>
+      <w:tr>
+        <w:tc>
+          <w:tcPr>
+            <w:tcW w:type="dxa" w:w="2160"/>
+            <w:shd w:fill="F7FAFC"/>
+            <w:tcMar>
+              <w:top w:w="80" w:type="dxa"/>
+              <w:bottom w:w="80" w:type="dxa"/>
+              <w:left w:w="150" w:type="dxa"/>
+              <w:right w:w="150" w:type="dxa"/>
+            </w:tcMar>
+          </w:tcPr>
+          <w:p>
+            <w:r>
+              <w:rPr>
+                <w:b/>
+                <w:color w:val="2B6CB0"/>
+                <w:sz w:val="19"/>
+              </w:rPr>
+              <w:t>High</w:t>
+            </w:r>
+          </w:p>
+        </w:tc>
+        <w:tc>
+          <w:tcPr>
+            <w:tcW w:type="dxa" w:w="4320"/>
+            <w:shd w:fill="F7FAFC"/>
+            <w:tcMar>
+              <w:top w:w="80" w:type="dxa"/>
+              <w:bottom w:w="80" w:type="dxa"/>
+              <w:left w:w="150" w:type="dxa"/>
+              <w:right w:w="150" w:type="dxa"/>
+            </w:tcMar>
+          </w:tcPr>
+          <w:p>
+            <w:r>
+              <w:rPr>
+                <w:b/>
+                <w:color w:val="2D3748"/>
+                <w:sz w:val="19"/>
+              </w:rPr>
+              <w:t>Solid State — Core Principles &amp; Governing Laws</w:t>
+            </w:r>
+          </w:p>
+        </w:tc>
+        <w:tc>
+          <w:tcPr>
+            <w:tcW w:type="dxa" w:w="1728"/>
+            <w:shd w:fill="F7FAFC"/>
+            <w:tcMar>
+              <w:top w:w="80" w:type="dxa"/>
+              <w:bottom w:w="80" w:type="dxa"/>
+              <w:left w:w="150" w:type="dxa"/>
+              <w:right w:w="150" w:type="dxa"/>
+            </w:tcMar>
+          </w:tcPr>
+          <w:p>
+            <w:r>
+              <w:rPr>
+                <w:sz w:val="19"/>
+              </w:rPr>
+              <w:t>10 PYQs</w:t>
+            </w:r>
+          </w:p>
+        </w:tc>
+        <w:tc>
+          <w:tcPr>
+            <w:tcW w:type="dxa" w:w="1872"/>
+            <w:shd w:fill="F7FAFC"/>
+            <w:tcMar>
+              <w:top w:w="80" w:type="dxa"/>
+              <w:bottom w:w="80" w:type="dxa"/>
+              <w:left w:w="150" w:type="dxa"/>
+              <w:right w:w="150" w:type="dxa"/>
+            </w:tcMar>
+          </w:tcPr>
+          <w:p>
+            <w:r>
+              <w:rPr>
+                <w:color w:val="718096"/>
+                <w:sz w:val="19"/>
+              </w:rPr>
+              <w:t>Core Principle</w:t>
             </w:r>
           </w:p>
         </w:tc>
@@ -311,6 +485,144 @@
           </w:p>
         </w:tc>
       </w:tr>
+      <w:tr>
+        <w:tc>
+          <w:tcPr>
+            <w:tcW w:type="dxa" w:w="3600"/>
+            <w:shd w:fill="F7FAFC"/>
+            <w:tcMar>
+              <w:top w:w="100" w:type="dxa"/>
+              <w:bottom w:w="100" w:type="dxa"/>
+              <w:left w:w="150" w:type="dxa"/>
+              <w:right w:w="150" w:type="dxa"/>
+            </w:tcMar>
+          </w:tcPr>
+          <w:p>
+            <w:r>
+              <w:rPr>
+                <w:b/>
+                <w:color w:val="1A365D"/>
+                <w:sz w:val="19"/>
+              </w:rPr>
+              <w:t>Solid State — Standard Calculations &amp; Problem Archetypes</w:t>
+            </w:r>
+          </w:p>
+        </w:tc>
+        <w:tc>
+          <w:tcPr>
+            <w:tcW w:type="dxa" w:w="6480"/>
+            <w:shd w:fill="F7FAFC"/>
+            <w:tcMar>
+              <w:top w:w="100" w:type="dxa"/>
+              <w:bottom w:w="100" w:type="dxa"/>
+              <w:left w:w="150" w:type="dxa"/>
+              <w:right w:w="150" w:type="dxa"/>
+            </w:tcMar>
+          </w:tcPr>
+          <w:p>
+            <w:r>
+              <w:rPr>
+                <w:rFonts w:ascii="Cambria Math" w:hAnsi="Cambria Math"/>
+                <w:color w:val="2D3748"/>
+                <w:sz w:val="19"/>
+              </w:rPr>
+              <w:t>1 . (Nearest integer) [Given : N A = 6.022, \quad d=\frac{Z \times M}{a^{3} \times N_{A}}, \quad 10^{21}</w:t>
+            </w:r>
+          </w:p>
+        </w:tc>
+      </w:tr>
+      <w:tr>
+        <w:tc>
+          <w:tcPr>
+            <w:tcW w:type="dxa" w:w="3600"/>
+            <w:shd w:fill="FFFFFF"/>
+            <w:tcMar>
+              <w:top w:w="100" w:type="dxa"/>
+              <w:bottom w:w="100" w:type="dxa"/>
+              <w:left w:w="150" w:type="dxa"/>
+              <w:right w:w="150" w:type="dxa"/>
+            </w:tcMar>
+          </w:tcPr>
+          <w:p>
+            <w:r>
+              <w:rPr>
+                <w:b/>
+                <w:color w:val="1A365D"/>
+                <w:sz w:val="19"/>
+              </w:rPr>
+              <w:t>Solid State — Applied Cases, Reactions &amp; Traps</w:t>
+            </w:r>
+          </w:p>
+        </w:tc>
+        <w:tc>
+          <w:tcPr>
+            <w:tcW w:type="dxa" w:w="6480"/>
+            <w:shd w:fill="FFFFFF"/>
+            <w:tcMar>
+              <w:top w:w="100" w:type="dxa"/>
+              <w:bottom w:w="100" w:type="dxa"/>
+              <w:left w:w="150" w:type="dxa"/>
+              <w:right w:w="150" w:type="dxa"/>
+            </w:tcMar>
+          </w:tcPr>
+          <w:p>
+            <w:r>
+              <w:rPr>
+                <w:rFonts w:ascii="Cambria Math" w:hAnsi="Cambria Math"/>
+                <w:color w:val="2D3748"/>
+                <w:sz w:val="19"/>
+              </w:rPr>
+              <w:t>\Rightarrow r_{Cs^{+}}+r_{Cl^{-}}=\frac{\sqrt{3}a}{2}, \quad Z=2\text{for}bcc, \quad \pi r^{2}</w:t>
+            </w:r>
+          </w:p>
+        </w:tc>
+      </w:tr>
+      <w:tr>
+        <w:tc>
+          <w:tcPr>
+            <w:tcW w:type="dxa" w:w="3600"/>
+            <w:shd w:fill="F7FAFC"/>
+            <w:tcMar>
+              <w:top w:w="100" w:type="dxa"/>
+              <w:bottom w:w="100" w:type="dxa"/>
+              <w:left w:w="150" w:type="dxa"/>
+              <w:right w:w="150" w:type="dxa"/>
+            </w:tcMar>
+          </w:tcPr>
+          <w:p>
+            <w:r>
+              <w:rPr>
+                <w:b/>
+                <w:color w:val="1A365D"/>
+                <w:sz w:val="19"/>
+              </w:rPr>
+              <w:t>Solid State — Core Principles &amp; Governing Laws</w:t>
+            </w:r>
+          </w:p>
+        </w:tc>
+        <w:tc>
+          <w:tcPr>
+            <w:tcW w:type="dxa" w:w="6480"/>
+            <w:shd w:fill="F7FAFC"/>
+            <w:tcMar>
+              <w:top w:w="100" w:type="dxa"/>
+              <w:bottom w:w="100" w:type="dxa"/>
+              <w:left w:w="150" w:type="dxa"/>
+              <w:right w:w="150" w:type="dxa"/>
+            </w:tcMar>
+          </w:tcPr>
+          <w:p>
+            <w:r>
+              <w:rPr>
+                <w:rFonts w:ascii="Cambria Math" w:hAnsi="Cambria Math"/>
+                <w:color w:val="2D3748"/>
+                <w:sz w:val="19"/>
+              </w:rPr>
+              <w:t>\frac{a}{2}, \quad A_{4 \times \frac{1}{2}}B_{4}O_{8}, \quad \times 10^{23}</w:t>
+            </w:r>
+          </w:p>
+        </w:tc>
+      </w:tr>
     </w:tbl>
     <w:p>
       <w:pPr>
@@ -338,7 +650,7 @@
           <w:color w:val="2B6CB0"/>
           <w:sz w:val="24"/>
         </w:rPr>
-        <w:t>3.1 Solid State - Core Application (Very High Yield — 67 PYQs)</w:t>
+        <w:t>3.1 Solid State — Standard Calculations &amp; Problem Archetypes (Very High Yield — 33 PYQs)</w:t>
       </w:r>
     </w:p>
     <w:p>
@@ -353,7 +665,7 @@
         <w:rPr>
           <w:sz w:val="20"/>
         </w:rPr>
-        <w:t>Key problem pattern in Solid State.</w:t>
+        <w:t>Quantitative numerical problem-solving techniques and standard question patterns frequently seen in Solid State.</w:t>
       </w:r>
     </w:p>
     <w:tbl>
@@ -391,7 +703,7 @@
                 <w:color w:val="2D3748"/>
                 <w:sz w:val="19"/>
               </w:rPr>
-              <w:t>Watch for algebraic and sign errors.</w:t>
+              <w:t>Watch for algebraic rounding, stoichiometric balancing, and boundary condition checks.</w:t>
             </w:r>
           </w:p>
         </w:tc>
@@ -432,7 +744,7 @@
                 <w:color w:val="2D3748"/>
                 <w:sz w:val="19"/>
               </w:rPr>
-              <w:t>Verify dimensions and boundary conditions.</w:t>
+              <w:t>Dimensional consistency checks and ratio comparisons can quickly eliminate incorrect options.</w:t>
             </w:r>
           </w:p>
         </w:tc>
@@ -488,6 +800,187 @@
           <w:b/>
           <w:sz w:val="18"/>
         </w:rPr>
+        <w:t xml:space="preserve">[2023 Evening Shift] Q#1 (Numerical): </w:t>
+      </w:r>
+      <w:r>
+        <w:rPr>
+          <w:sz w:val="18"/>
+        </w:rPr>
+        <w:t xml:space="preserve">"Number of crystal systems from the following where body centred unit cell can be found, is ____________. Cubic, tetragonal, orthorhombic, he..."  </w:t>
+      </w:r>
+      <w:r>
+        <w:rPr>
+          <w:b/>
+          <w:color w:val="2B6CB0"/>
+          <w:sz w:val="18"/>
+        </w:rPr>
+        <w:t>[Ans: 3]</w:t>
+      </w:r>
+    </w:p>
+    <w:p>
+      <w:pPr>
+        <w:pStyle w:val="ListBullet"/>
+        <w:spacing w:after="40"/>
+      </w:pPr>
+      <w:r>
+        <w:rPr>
+          <w:b/>
+          <w:sz w:val="18"/>
+        </w:rPr>
+        <w:t xml:space="preserve">[2023 Evening Shift] Q#2 (Numerical): </w:t>
+      </w:r>
+      <w:r>
+        <w:rPr>
+          <w:sz w:val="18"/>
+        </w:rPr>
+        <w:t xml:space="preserve">"A metal M crystallizes into two lattices :- face centred cubic (fcc) and body centred cubic (bcc) with unit cell edge length of 2.0 and $2..."  </w:t>
+      </w:r>
+      <w:r>
+        <w:rPr>
+          <w:b/>
+          <w:color w:val="2B6CB0"/>
+          <w:sz w:val="18"/>
+        </w:rPr>
+        <w:t>[Ans: 4]</w:t>
+      </w:r>
+    </w:p>
+    <w:p>
+      <w:pPr>
+        <w:spacing w:after="120"/>
+      </w:pPr>
+    </w:p>
+    <w:p>
+      <w:pPr>
+        <w:pStyle w:val="Heading2"/>
+      </w:pPr>
+      <w:r>
+        <w:rPr>
+          <w:color w:val="2B6CB0"/>
+          <w:sz w:val="24"/>
+        </w:rPr>
+        <w:t>3.2 Solid State — Applied Cases, Reactions &amp; Traps (Very High Yield — 28 PYQs)</w:t>
+      </w:r>
+    </w:p>
+    <w:p>
+      <w:r>
+        <w:rPr>
+          <w:b/>
+          <w:sz w:val="20"/>
+        </w:rPr>
+        <w:t xml:space="preserve">Core Principle: </w:t>
+      </w:r>
+      <w:r>
+        <w:rPr>
+          <w:sz w:val="20"/>
+        </w:rPr>
+        <w:t>Special cases, experimental observations, and conceptual traps designed to test deep understanding of Solid State.</w:t>
+      </w:r>
+    </w:p>
+    <w:tbl>
+      <w:tblPr>
+        <w:tblW w:type="auto" w:w="0"/>
+        <w:jc w:val="center"/>
+        <w:tblLook w:firstColumn="1" w:firstRow="1" w:lastColumn="0" w:lastRow="0" w:noHBand="0" w:noVBand="1" w:val="04A0"/>
+      </w:tblPr>
+      <w:tblGrid>
+        <w:gridCol w:w="10080"/>
+      </w:tblGrid>
+      <w:tr>
+        <w:tc>
+          <w:tcPr>
+            <w:tcW w:type="dxa" w:w="10080"/>
+            <w:shd w:fill="FFF5F5"/>
+            <w:tcMar>
+              <w:top w:w="100" w:type="dxa"/>
+              <w:bottom w:w="100" w:type="dxa"/>
+              <w:left w:w="150" w:type="dxa"/>
+              <w:right w:w="150" w:type="dxa"/>
+            </w:tcMar>
+          </w:tcPr>
+          <w:p>
+            <w:r>
+              <w:rPr>
+                <w:b/>
+                <w:color w:val="C53030"/>
+                <w:sz w:val="19"/>
+              </w:rPr>
+              <w:t xml:space="preserve">⚠️ Common Trap / JEE Pitfall: </w:t>
+            </w:r>
+            <w:r>
+              <w:rPr>
+                <w:color w:val="2D3748"/>
+                <w:sz w:val="19"/>
+              </w:rPr>
+              <w:t>Read questions carefully for keywords like 'incorrect', 'not true', or non-standard conditions.</w:t>
+            </w:r>
+          </w:p>
+        </w:tc>
+      </w:tr>
+    </w:tbl>
+    <w:tbl>
+      <w:tblPr>
+        <w:tblW w:type="auto" w:w="0"/>
+        <w:jc w:val="center"/>
+        <w:tblLook w:firstColumn="1" w:firstRow="1" w:lastColumn="0" w:lastRow="0" w:noHBand="0" w:noVBand="1" w:val="04A0"/>
+      </w:tblPr>
+      <w:tblGrid>
+        <w:gridCol w:w="10080"/>
+      </w:tblGrid>
+      <w:tr>
+        <w:tc>
+          <w:tcPr>
+            <w:tcW w:type="dxa" w:w="10080"/>
+            <w:shd w:fill="F0FFF4"/>
+            <w:tcMar>
+              <w:top w:w="100" w:type="dxa"/>
+              <w:bottom w:w="100" w:type="dxa"/>
+              <w:left w:w="150" w:type="dxa"/>
+              <w:right w:w="150" w:type="dxa"/>
+            </w:tcMar>
+          </w:tcPr>
+          <w:p>
+            <w:r>
+              <w:rPr>
+                <w:b/>
+                <w:color w:val="276749"/>
+                <w:sz w:val="19"/>
+              </w:rPr>
+              <w:t xml:space="preserve">💡 Speed Hack / Trick: </w:t>
+            </w:r>
+            <w:r>
+              <w:rPr>
+                <w:color w:val="2D3748"/>
+                <w:sz w:val="19"/>
+              </w:rPr>
+              <w:t>Elimination of extreme or unphysical answer choices improves accuracy in assertion-reason and multiple-statement questions.</w:t>
+            </w:r>
+          </w:p>
+        </w:tc>
+      </w:tr>
+    </w:tbl>
+    <w:p>
+      <w:pPr>
+        <w:spacing w:before="120" w:after="40"/>
+      </w:pPr>
+      <w:r>
+        <w:rPr>
+          <w:b/>
+          <w:color w:val="1A365D"/>
+          <w:sz w:val="19"/>
+        </w:rPr>
+        <w:t>Source PYQs testing this concept:</w:t>
+      </w:r>
+    </w:p>
+    <w:p>
+      <w:pPr>
+        <w:pStyle w:val="ListBullet"/>
+        <w:spacing w:after="40"/>
+      </w:pPr>
+      <w:r>
+        <w:rPr>
+          <w:b/>
+          <w:sz w:val="18"/>
+        </w:rPr>
         <w:t xml:space="preserve">[2023 Morning Shift] Q#1 (MCQ): </w:t>
       </w:r>
       <w:r>
@@ -515,13 +1008,13 @@
           <w:b/>
           <w:sz w:val="18"/>
         </w:rPr>
-        <w:t xml:space="preserve">[2023 Evening Shift] Q#1 (Numerical): </w:t>
+        <w:t xml:space="preserve">[2023 Evening Shift] Q#2 (MCQ): </w:t>
       </w:r>
       <w:r>
         <w:rPr>
           <w:sz w:val="18"/>
         </w:rPr>
-        <w:t xml:space="preserve">"Number of crystal systems from the following where body centred unit cell can be found, is ____________. Cubic, tetragonal, orthorhombic, he..."  </w:t>
+        <w:t xml:space="preserve">"The correct relationships between unit cell edge length ' a ' and radius of sphere ' r ' for face-centred and body-centred cubic structu..."  </w:t>
       </w:r>
       <w:r>
         <w:rPr>
@@ -529,7 +1022,242 @@
           <w:color w:val="2B6CB0"/>
           <w:sz w:val="18"/>
         </w:rPr>
-        <w:t>[Ans: 3]</w:t>
+        <w:t>[Ans: D]</w:t>
+      </w:r>
+    </w:p>
+    <w:p>
+      <w:pPr>
+        <w:pStyle w:val="ListBullet"/>
+        <w:spacing w:after="40"/>
+      </w:pPr>
+      <w:r>
+        <w:rPr>
+          <w:b/>
+          <w:sz w:val="18"/>
+        </w:rPr>
+        <w:t xml:space="preserve">[2023 Morning Shift] Q#3 (MCQ): </w:t>
+      </w:r>
+      <w:r>
+        <w:rPr>
+          <w:sz w:val="18"/>
+        </w:rPr>
+        <w:t xml:space="preserve">"A compound is formed by two elements X and Y . The element Y forms cubic close packed arrangement and those of element X occupy one ..."  </w:t>
+      </w:r>
+      <w:r>
+        <w:rPr>
+          <w:b/>
+          <w:color w:val="2B6CB0"/>
+          <w:sz w:val="18"/>
+        </w:rPr>
+        <w:t>[Ans: N/A]</w:t>
+      </w:r>
+    </w:p>
+    <w:p>
+      <w:pPr>
+        <w:spacing w:after="120"/>
+      </w:pPr>
+    </w:p>
+    <w:p>
+      <w:pPr>
+        <w:pStyle w:val="Heading2"/>
+      </w:pPr>
+      <w:r>
+        <w:rPr>
+          <w:color w:val="2B6CB0"/>
+          <w:sz w:val="24"/>
+        </w:rPr>
+        <w:t>3.3 Solid State — Core Principles &amp; Governing Laws (High Yield — 10 PYQs)</w:t>
+      </w:r>
+    </w:p>
+    <w:p>
+      <w:r>
+        <w:rPr>
+          <w:b/>
+          <w:sz w:val="20"/>
+        </w:rPr>
+        <w:t xml:space="preserve">Core Principle: </w:t>
+      </w:r>
+      <w:r>
+        <w:rPr>
+          <w:sz w:val="20"/>
+        </w:rPr>
+        <w:t>Fundamental definitions, core postulates, and governing physical/chemical relations in Solid State.</w:t>
+      </w:r>
+    </w:p>
+    <w:tbl>
+      <w:tblPr>
+        <w:tblW w:type="auto" w:w="0"/>
+        <w:jc w:val="center"/>
+        <w:tblLook w:firstColumn="1" w:firstRow="1" w:lastColumn="0" w:lastRow="0" w:noHBand="0" w:noVBand="1" w:val="04A0"/>
+      </w:tblPr>
+      <w:tblGrid>
+        <w:gridCol w:w="10080"/>
+      </w:tblGrid>
+      <w:tr>
+        <w:tc>
+          <w:tcPr>
+            <w:tcW w:type="dxa" w:w="10080"/>
+            <w:shd w:fill="FFF5F5"/>
+            <w:tcMar>
+              <w:top w:w="100" w:type="dxa"/>
+              <w:bottom w:w="100" w:type="dxa"/>
+              <w:left w:w="150" w:type="dxa"/>
+              <w:right w:w="150" w:type="dxa"/>
+            </w:tcMar>
+          </w:tcPr>
+          <w:p>
+            <w:r>
+              <w:rPr>
+                <w:b/>
+                <w:color w:val="C53030"/>
+                <w:sz w:val="19"/>
+              </w:rPr>
+              <w:t xml:space="preserve">⚠️ Common Trap / JEE Pitfall: </w:t>
+            </w:r>
+            <w:r>
+              <w:rPr>
+                <w:color w:val="2D3748"/>
+                <w:sz w:val="19"/>
+              </w:rPr>
+              <w:t>Carefully verify units, standard reference states, and sign conventions in Solid State.</w:t>
+            </w:r>
+          </w:p>
+        </w:tc>
+      </w:tr>
+    </w:tbl>
+    <w:tbl>
+      <w:tblPr>
+        <w:tblW w:type="auto" w:w="0"/>
+        <w:jc w:val="center"/>
+        <w:tblLook w:firstColumn="1" w:firstRow="1" w:lastColumn="0" w:lastRow="0" w:noHBand="0" w:noVBand="1" w:val="04A0"/>
+      </w:tblPr>
+      <w:tblGrid>
+        <w:gridCol w:w="10080"/>
+      </w:tblGrid>
+      <w:tr>
+        <w:tc>
+          <w:tcPr>
+            <w:tcW w:type="dxa" w:w="10080"/>
+            <w:shd w:fill="F0FFF4"/>
+            <w:tcMar>
+              <w:top w:w="100" w:type="dxa"/>
+              <w:bottom w:w="100" w:type="dxa"/>
+              <w:left w:w="150" w:type="dxa"/>
+              <w:right w:w="150" w:type="dxa"/>
+            </w:tcMar>
+          </w:tcPr>
+          <w:p>
+            <w:r>
+              <w:rPr>
+                <w:b/>
+                <w:color w:val="276749"/>
+                <w:sz w:val="19"/>
+              </w:rPr>
+              <w:t xml:space="preserve">💡 Speed Hack / Trick: </w:t>
+            </w:r>
+            <w:r>
+              <w:rPr>
+                <w:color w:val="2D3748"/>
+                <w:sz w:val="19"/>
+              </w:rPr>
+              <w:t>Focus on high-yield formulas and standard limiting approximations tested in Solid State PYQs.</w:t>
+            </w:r>
+          </w:p>
+        </w:tc>
+      </w:tr>
+    </w:tbl>
+    <w:p>
+      <w:pPr>
+        <w:spacing w:before="120" w:after="40"/>
+      </w:pPr>
+      <w:r>
+        <w:rPr>
+          <w:b/>
+          <w:color w:val="1A365D"/>
+          <w:sz w:val="19"/>
+        </w:rPr>
+        <w:t>Source PYQs testing this concept:</w:t>
+      </w:r>
+    </w:p>
+    <w:p>
+      <w:pPr>
+        <w:pStyle w:val="ListBullet"/>
+        <w:spacing w:after="40"/>
+      </w:pPr>
+      <w:r>
+        <w:rPr>
+          <w:b/>
+          <w:sz w:val="18"/>
+        </w:rPr>
+        <w:t xml:space="preserve">[2023 Evening Shift] Q#3 (Numerical): </w:t>
+      </w:r>
+      <w:r>
+        <w:rPr>
+          <w:sz w:val="18"/>
+        </w:rPr>
+        <w:t xml:space="preserve">"Iron oxide FeO, crystallises in a cubic lattice with a unit cell edge length of 5.0 Å. If density of the FeO in the crystal is $4.0gcm^{-3..."  </w:t>
+      </w:r>
+      <w:r>
+        <w:rPr>
+          <w:b/>
+          <w:color w:val="2B6CB0"/>
+          <w:sz w:val="18"/>
+        </w:rPr>
+        <w:t>[Ans: 4]</w:t>
+      </w:r>
+    </w:p>
+    <w:p>
+      <w:pPr>
+        <w:pStyle w:val="ListBullet"/>
+        <w:spacing w:after="40"/>
+      </w:pPr>
+      <w:r>
+        <w:rPr>
+          <w:b/>
+          <w:sz w:val="18"/>
+        </w:rPr>
+        <w:t xml:space="preserve">[2023 Morning Shift] Q#4 (MCQ): </w:t>
+      </w:r>
+      <w:r>
+        <w:rPr>
+          <w:sz w:val="18"/>
+        </w:rPr>
+        <w:t xml:space="preserve">"Which of the following represents the lattice structure of A_(0.95)O containing A^2+,A^3+ and O^2- ions?..."  </w:t>
+      </w:r>
+      <w:r>
+        <w:rPr>
+          <w:b/>
+          <w:color w:val="2B6CB0"/>
+          <w:sz w:val="18"/>
+        </w:rPr>
+        <w:t>[Ans: N/A]</w:t>
+      </w:r>
+    </w:p>
+    <w:p>
+      <w:pPr>
+        <w:pStyle w:val="ListBullet"/>
+        <w:spacing w:after="40"/>
+      </w:pPr>
+      <w:r>
+        <w:rPr>
+          <w:b/>
+          <w:sz w:val="18"/>
+        </w:rPr>
+        <w:t xml:space="preserve">[2022 Morning Shift] Q#3 (Numerical): </w:t>
+      </w:r>
+      <w:r>
+        <w:rPr>
+          <w:sz w:val="18"/>
+        </w:rPr>
+        <w:t xml:space="preserve">"An element M crystallises in a body centred cubic unit cell with a cell edge of 300pm . The density of the element is 6.0gcm^-3 . The ..."  </w:t>
+      </w:r>
+      <w:r>
+        <w:rPr>
+          <w:b/>
+          <w:color w:val="2B6CB0"/>
+          <w:sz w:val="18"/>
+        </w:rPr>
+        <w:t>[Ans: 22]</w:t>
       </w:r>
     </w:p>
     <w:p>
@@ -660,6 +1388,200 @@
               <w:t>Solution Analysis:</w:t>
               <w:br/>
               <w:t>CsCl has body centered type structure in which Cs^+ occupies at corner of a cube and Cl^- occupies the centre of the cube. 2r_(Cs^+)+2r_(Cl^-)=√(3)a (where a is the edge length of the cube) r_(Cs^+)+r_(Cl^-)=\frac√(3)2a</w:t>
+            </w:r>
+          </w:p>
+        </w:tc>
+      </w:tr>
+    </w:tbl>
+    <w:p>
+      <w:pPr>
+        <w:spacing w:after="120"/>
+      </w:pPr>
+    </w:p>
+    <w:p>
+      <w:pPr>
+        <w:spacing w:before="160" w:after="40"/>
+      </w:pPr>
+      <w:r>
+        <w:rPr>
+          <w:b/>
+          <w:color w:val="1A365D"/>
+          <w:sz w:val="22"/>
+        </w:rPr>
+        <w:t>Benchmark Problem 2: JEE Main 2023 (Online) 25th January Morning Shift (Q#1)</w:t>
+      </w:r>
+    </w:p>
+    <w:p>
+      <w:pPr>
+        <w:spacing w:after="80"/>
+      </w:pPr>
+      <w:r>
+        <w:rPr>
+          <w:sz w:val="20"/>
+        </w:rPr>
+        <w:t>A cubic solid is made up of two elements X and Y. Atoms of X are present on every alternate corner and one at the center of cube. Y is at (1 / 3)^rd of the total faces. The empirical formula of the compound is :</w:t>
+      </w:r>
+    </w:p>
+    <w:p>
+      <w:pPr>
+        <w:pStyle w:val="ListBullet"/>
+        <w:spacing w:after="20"/>
+      </w:pPr>
+      <w:r>
+        <w:rPr>
+          <w:sz w:val="19"/>
+        </w:rPr>
+        <w:t>(A) X_(2)Y_(1.5)</w:t>
+      </w:r>
+    </w:p>
+    <w:p>
+      <w:pPr>
+        <w:pStyle w:val="ListBullet"/>
+        <w:spacing w:after="20"/>
+      </w:pPr>
+      <w:r>
+        <w:rPr>
+          <w:sz w:val="19"/>
+        </w:rPr>
+        <w:t>(B) X_(3)Y_(2)</w:t>
+      </w:r>
+    </w:p>
+    <w:p>
+      <w:pPr>
+        <w:pStyle w:val="ListBullet"/>
+        <w:spacing w:after="20"/>
+      </w:pPr>
+      <w:r>
+        <w:rPr>
+          <w:sz w:val="19"/>
+        </w:rPr>
+        <w:t>(C) XY_(2.5)</w:t>
+      </w:r>
+    </w:p>
+    <w:p>
+      <w:pPr>
+        <w:pStyle w:val="ListBullet"/>
+        <w:spacing w:after="20"/>
+      </w:pPr>
+      <w:r>
+        <w:rPr>
+          <w:sz w:val="19"/>
+        </w:rPr>
+        <w:t>(D) X_(2.5)Y</w:t>
+      </w:r>
+    </w:p>
+    <w:tbl>
+      <w:tblPr>
+        <w:tblW w:type="auto" w:w="0"/>
+        <w:jc w:val="center"/>
+        <w:tblLook w:firstColumn="1" w:firstRow="1" w:lastColumn="0" w:lastRow="0" w:noHBand="0" w:noVBand="1" w:val="04A0"/>
+      </w:tblPr>
+      <w:tblGrid>
+        <w:gridCol w:w="10080"/>
+      </w:tblGrid>
+      <w:tr>
+        <w:tc>
+          <w:tcPr>
+            <w:tcW w:type="dxa" w:w="10080"/>
+            <w:shd w:fill="F7FAFC"/>
+            <w:tcMar>
+              <w:top w:w="100" w:type="dxa"/>
+              <w:bottom w:w="100" w:type="dxa"/>
+              <w:left w:w="150" w:type="dxa"/>
+              <w:right w:w="150" w:type="dxa"/>
+            </w:tcMar>
+          </w:tcPr>
+          <w:p>
+            <w:r>
+              <w:rPr>
+                <w:b/>
+                <w:color w:val="1A365D"/>
+                <w:sz w:val="19"/>
+              </w:rPr>
+              <w:t>Correct Answer: None</w:t>
+              <w:br/>
+            </w:r>
+            <w:r>
+              <w:rPr>
+                <w:color w:val="2D3748"/>
+                <w:sz w:val="18"/>
+              </w:rPr>
+              <w:t>Solution Analysis:</w:t>
+              <w:br/>
+              <w:t>Number ofXparticles=4 × (1 / 8)+1=1.5 Number ofYparticles=6 × (1 / 3) × (1 / 2)=1 ∴ Empirical formula=X_(1.5)Y_(1)=X_(3)Y_(2)</w:t>
+            </w:r>
+          </w:p>
+        </w:tc>
+      </w:tr>
+    </w:tbl>
+    <w:p>
+      <w:pPr>
+        <w:spacing w:after="120"/>
+      </w:pPr>
+    </w:p>
+    <w:p>
+      <w:pPr>
+        <w:spacing w:before="160" w:after="40"/>
+      </w:pPr>
+      <w:r>
+        <w:rPr>
+          <w:b/>
+          <w:color w:val="1A365D"/>
+          <w:sz w:val="22"/>
+        </w:rPr>
+        <w:t>Benchmark Problem 3: JEE Main 2023 (Online) 30th January Evening Shift (Q#3)</w:t>
+      </w:r>
+    </w:p>
+    <w:p>
+      <w:pPr>
+        <w:spacing w:after="80"/>
+      </w:pPr>
+      <w:r>
+        <w:rPr>
+          <w:sz w:val="20"/>
+        </w:rPr>
+        <w:t>Iron oxide FeO, crystallises in a cubic lattice with a unit cell edge length of 5.0 Å. If density of the FeO in the crystal is 4.0gcm^-3 , then the number of FeO units present per unit cell is __________. (Nearest integer) Given: Molar mass of Fe and O is 56 and 16gmol^-1 respectively. N_(A)=6.0 × 10^23mol^-1</w:t>
+      </w:r>
+    </w:p>
+    <w:tbl>
+      <w:tblPr>
+        <w:tblW w:type="auto" w:w="0"/>
+        <w:jc w:val="center"/>
+        <w:tblLook w:firstColumn="1" w:firstRow="1" w:lastColumn="0" w:lastRow="0" w:noHBand="0" w:noVBand="1" w:val="04A0"/>
+      </w:tblPr>
+      <w:tblGrid>
+        <w:gridCol w:w="10080"/>
+      </w:tblGrid>
+      <w:tr>
+        <w:tc>
+          <w:tcPr>
+            <w:tcW w:type="dxa" w:w="10080"/>
+            <w:shd w:fill="F7FAFC"/>
+            <w:tcMar>
+              <w:top w:w="100" w:type="dxa"/>
+              <w:bottom w:w="100" w:type="dxa"/>
+              <w:left w:w="150" w:type="dxa"/>
+              <w:right w:w="150" w:type="dxa"/>
+            </w:tcMar>
+          </w:tcPr>
+          <w:p>
+            <w:r>
+              <w:rPr>
+                <w:b/>
+                <w:color w:val="1A365D"/>
+                <w:sz w:val="19"/>
+              </w:rPr>
+              <w:t>Correct Answer: 4</w:t>
+              <w:br/>
+            </w:r>
+            <w:r>
+              <w:rPr>
+                <w:color w:val="2D3748"/>
+                <w:sz w:val="18"/>
+              </w:rPr>
+              <w:t>Solution Analysis:</w:t>
+              <w:br/>
+              <w:t>d=\fracz × ma^3 4=\fracz × 726 × 10^23(5 × 10^-8)^3 4=\fracz × 726 × 125 × 10^-1 =z ≈ 4</w:t>
             </w:r>
           </w:p>
         </w:tc>

--- a/data/exports/solid-state_revision_notes.docx
+++ b/data/exports/solid-state_revision_notes.docx
@@ -189,7 +189,7 @@
                 <w:color w:val="2D3748"/>
                 <w:sz w:val="19"/>
               </w:rPr>
-              <w:t>Solid State — Standard Calculations &amp; Problem Archetypes</w:t>
+              <w:t>Solid State — Core Principles &amp; Governing Laws</w:t>
             </w:r>
           </w:p>
         </w:tc>
@@ -209,7 +209,7 @@
               <w:rPr>
                 <w:sz w:val="19"/>
               </w:rPr>
-              <w:t>33 PYQs</w:t>
+              <w:t>48 PYQs</w:t>
             </w:r>
           </w:p>
         </w:tc>
@@ -230,7 +230,7 @@
                 <w:color w:val="718096"/>
                 <w:sz w:val="19"/>
               </w:rPr>
-              <w:t>Quantitative Analysis</w:t>
+              <w:t>Core Principle</w:t>
             </w:r>
           </w:p>
         </w:tc>
@@ -251,10 +251,10 @@
             <w:r>
               <w:rPr>
                 <w:b/>
-                <w:color w:val="C53030"/>
+                <w:color w:val="2B6CB0"/>
                 <w:sz w:val="19"/>
               </w:rPr>
-              <w:t>Very High</w:t>
+              <w:t>High</w:t>
             </w:r>
           </w:p>
         </w:tc>
@@ -276,7 +276,7 @@
                 <w:color w:val="2D3748"/>
                 <w:sz w:val="19"/>
               </w:rPr>
-              <w:t>Solid State — Applied Cases, Reactions &amp; Traps</w:t>
+              <w:t>Solid State — Standard Calculations &amp; Problem Archetypes</w:t>
             </w:r>
           </w:p>
         </w:tc>
@@ -296,7 +296,7 @@
               <w:rPr>
                 <w:sz w:val="19"/>
               </w:rPr>
-              <w:t>28 PYQs</w:t>
+              <w:t>12 PYQs</w:t>
             </w:r>
           </w:p>
         </w:tc>
@@ -317,7 +317,7 @@
                 <w:color w:val="718096"/>
                 <w:sz w:val="19"/>
               </w:rPr>
-              <w:t>Applied Topics</w:t>
+              <w:t>Quantitative Analysis</w:t>
             </w:r>
           </w:p>
         </w:tc>
@@ -363,7 +363,7 @@
                 <w:color w:val="2D3748"/>
                 <w:sz w:val="19"/>
               </w:rPr>
-              <w:t>Solid State — Core Principles &amp; Governing Laws</w:t>
+              <w:t>Solid State — Applied Cases, Reactions &amp; Traps</w:t>
             </w:r>
           </w:p>
         </w:tc>
@@ -404,7 +404,7 @@
                 <w:color w:val="718096"/>
                 <w:sz w:val="19"/>
               </w:rPr>
-              <w:t>Core Principle</w:t>
+              <w:t>Applied Topics</w:t>
             </w:r>
           </w:p>
         </w:tc>
@@ -504,7 +504,7 @@
                 <w:color w:val="1A365D"/>
                 <w:sz w:val="19"/>
               </w:rPr>
-              <w:t>Solid State — Standard Calculations &amp; Problem Archetypes</w:t>
+              <w:t>Solid State — Core Principles &amp; Governing Laws</w:t>
             </w:r>
           </w:p>
         </w:tc>
@@ -526,7 +526,7 @@
                 <w:color w:val="2D3748"/>
                 <w:sz w:val="19"/>
               </w:rPr>
-              <w:t>1 . (Nearest integer) [Given : N A = 6.022, \quad d=\frac{Z \times M}{a^{3} \times N_{A}}, \quad 10^{21}</w:t>
+              <w:t>\Rightarrow r_{Cs^{+}}+r_{Cl^{-}}=\frac{\sqrt{3}a}{2}, \quad =\frac{13}{14}=0.928≃1, \quad a=2\sqrt{2}r</w:t>
             </w:r>
           </w:p>
         </w:tc>
@@ -550,7 +550,7 @@
                 <w:color w:val="1A365D"/>
                 <w:sz w:val="19"/>
               </w:rPr>
-              <w:t>Solid State — Applied Cases, Reactions &amp; Traps</w:t>
+              <w:t>Solid State — Standard Calculations &amp; Problem Archetypes</w:t>
             </w:r>
           </w:p>
         </w:tc>
@@ -572,7 +572,7 @@
                 <w:color w:val="2D3748"/>
                 <w:sz w:val="19"/>
               </w:rPr>
-              <w:t>\Rightarrow r_{Cs^{+}}+r_{Cl^{-}}=\frac{\sqrt{3}a}{2}, \quad Z=2\text{for}bcc, \quad \pi r^{2}</w:t>
+              <w:t>Fe_{0.93}O, \quad \times, \quad =\frac{1}{119} \times 10^{-7} \times 6.022 \times 10^{23}</w:t>
             </w:r>
           </w:p>
         </w:tc>
@@ -596,7 +596,7 @@
                 <w:color w:val="1A365D"/>
                 <w:sz w:val="19"/>
               </w:rPr>
-              <w:t>Solid State — Core Principles &amp; Governing Laws</w:t>
+              <w:t>Solid State — Applied Cases, Reactions &amp; Traps</w:t>
             </w:r>
           </w:p>
         </w:tc>
@@ -618,7 +618,7 @@
                 <w:color w:val="2D3748"/>
                 <w:sz w:val="19"/>
               </w:rPr>
-              <w:t>\frac{a}{2}, \quad A_{4 \times \frac{1}{2}}B_{4}O_{8}, \quad \times 10^{23}</w:t>
+              <w:t>(A)=8 \times \frac{1}{8}=1, \quad \times, \quad (B)=5 \times \frac{1}{2}=2.5</w:t>
             </w:r>
           </w:p>
         </w:tc>
@@ -650,7 +650,215 @@
           <w:color w:val="2B6CB0"/>
           <w:sz w:val="24"/>
         </w:rPr>
-        <w:t>3.1 Solid State — Standard Calculations &amp; Problem Archetypes (Very High Yield — 33 PYQs)</w:t>
+        <w:t>3.1 Solid State — Core Principles &amp; Governing Laws (Very High Yield — 48 PYQs)</w:t>
+      </w:r>
+    </w:p>
+    <w:p>
+      <w:r>
+        <w:rPr>
+          <w:b/>
+          <w:sz w:val="20"/>
+        </w:rPr>
+        <w:t xml:space="preserve">Core Principle: </w:t>
+      </w:r>
+      <w:r>
+        <w:rPr>
+          <w:sz w:val="20"/>
+        </w:rPr>
+        <w:t>Fundamental definitions, core postulates, and governing physical/chemical relations in Solid State.</w:t>
+      </w:r>
+    </w:p>
+    <w:tbl>
+      <w:tblPr>
+        <w:tblW w:type="auto" w:w="0"/>
+        <w:jc w:val="center"/>
+        <w:tblLook w:firstColumn="1" w:firstRow="1" w:lastColumn="0" w:lastRow="0" w:noHBand="0" w:noVBand="1" w:val="04A0"/>
+      </w:tblPr>
+      <w:tblGrid>
+        <w:gridCol w:w="10080"/>
+      </w:tblGrid>
+      <w:tr>
+        <w:tc>
+          <w:tcPr>
+            <w:tcW w:type="dxa" w:w="10080"/>
+            <w:shd w:fill="FFF5F5"/>
+            <w:tcMar>
+              <w:top w:w="100" w:type="dxa"/>
+              <w:bottom w:w="100" w:type="dxa"/>
+              <w:left w:w="150" w:type="dxa"/>
+              <w:right w:w="150" w:type="dxa"/>
+            </w:tcMar>
+          </w:tcPr>
+          <w:p>
+            <w:r>
+              <w:rPr>
+                <w:b/>
+                <w:color w:val="C53030"/>
+                <w:sz w:val="19"/>
+              </w:rPr>
+              <w:t xml:space="preserve">⚠️ Common Trap / JEE Pitfall: </w:t>
+            </w:r>
+            <w:r>
+              <w:rPr>
+                <w:color w:val="2D3748"/>
+                <w:sz w:val="19"/>
+              </w:rPr>
+              <w:t>Carefully verify units, standard reference states, and sign conventions in Solid State.</w:t>
+            </w:r>
+          </w:p>
+        </w:tc>
+      </w:tr>
+    </w:tbl>
+    <w:tbl>
+      <w:tblPr>
+        <w:tblW w:type="auto" w:w="0"/>
+        <w:jc w:val="center"/>
+        <w:tblLook w:firstColumn="1" w:firstRow="1" w:lastColumn="0" w:lastRow="0" w:noHBand="0" w:noVBand="1" w:val="04A0"/>
+      </w:tblPr>
+      <w:tblGrid>
+        <w:gridCol w:w="10080"/>
+      </w:tblGrid>
+      <w:tr>
+        <w:tc>
+          <w:tcPr>
+            <w:tcW w:type="dxa" w:w="10080"/>
+            <w:shd w:fill="F0FFF4"/>
+            <w:tcMar>
+              <w:top w:w="100" w:type="dxa"/>
+              <w:bottom w:w="100" w:type="dxa"/>
+              <w:left w:w="150" w:type="dxa"/>
+              <w:right w:w="150" w:type="dxa"/>
+            </w:tcMar>
+          </w:tcPr>
+          <w:p>
+            <w:r>
+              <w:rPr>
+                <w:b/>
+                <w:color w:val="276749"/>
+                <w:sz w:val="19"/>
+              </w:rPr>
+              <w:t xml:space="preserve">💡 Speed Hack / Trick: </w:t>
+            </w:r>
+            <w:r>
+              <w:rPr>
+                <w:color w:val="2D3748"/>
+                <w:sz w:val="19"/>
+              </w:rPr>
+              <w:t>Focus on high-yield formulas and standard limiting approximations tested in Solid State PYQs.</w:t>
+            </w:r>
+          </w:p>
+        </w:tc>
+      </w:tr>
+    </w:tbl>
+    <w:p>
+      <w:pPr>
+        <w:spacing w:before="120" w:after="40"/>
+      </w:pPr>
+      <w:r>
+        <w:rPr>
+          <w:b/>
+          <w:color w:val="1A365D"/>
+          <w:sz w:val="19"/>
+        </w:rPr>
+        <w:t>Source PYQs testing this concept:</w:t>
+      </w:r>
+    </w:p>
+    <w:p>
+      <w:pPr>
+        <w:pStyle w:val="ListBullet"/>
+        <w:spacing w:after="40"/>
+      </w:pPr>
+      <w:r>
+        <w:rPr>
+          <w:b/>
+          <w:sz w:val="18"/>
+        </w:rPr>
+        <w:t xml:space="preserve">[2023 Morning Shift] Q#1 (MCQ): </w:t>
+      </w:r>
+      <w:r>
+        <w:rPr>
+          <w:sz w:val="18"/>
+        </w:rPr>
+        <w:t xml:space="preserve">"Which of the following expressions is correct in case of a CsCl unit cell (edge length 'a')?..."  </w:t>
+      </w:r>
+      <w:r>
+        <w:rPr>
+          <w:b/>
+          <w:color w:val="2B6CB0"/>
+          <w:sz w:val="18"/>
+        </w:rPr>
+        <w:t>[Ans: N/A]</w:t>
+      </w:r>
+    </w:p>
+    <w:p>
+      <w:pPr>
+        <w:pStyle w:val="ListBullet"/>
+        <w:spacing w:after="40"/>
+      </w:pPr>
+      <w:r>
+        <w:rPr>
+          <w:b/>
+          <w:sz w:val="18"/>
+        </w:rPr>
+        <w:t xml:space="preserve">[2023 Evening Shift] Q#1 (Numerical): </w:t>
+      </w:r>
+      <w:r>
+        <w:rPr>
+          <w:sz w:val="18"/>
+        </w:rPr>
+        <w:t xml:space="preserve">"Number of crystal systems from the following where body centred unit cell can be found, is ____________. Cubic, tetragonal, orthorhombic, he..."  </w:t>
+      </w:r>
+      <w:r>
+        <w:rPr>
+          <w:b/>
+          <w:color w:val="2B6CB0"/>
+          <w:sz w:val="18"/>
+        </w:rPr>
+        <w:t>[Ans: 3]</w:t>
+      </w:r>
+    </w:p>
+    <w:p>
+      <w:pPr>
+        <w:pStyle w:val="ListBullet"/>
+        <w:spacing w:after="40"/>
+      </w:pPr>
+      <w:r>
+        <w:rPr>
+          <w:b/>
+          <w:sz w:val="18"/>
+        </w:rPr>
+        <w:t xml:space="preserve">[2023 Evening Shift] Q#2 (MCQ): </w:t>
+      </w:r>
+      <w:r>
+        <w:rPr>
+          <w:sz w:val="18"/>
+        </w:rPr>
+        <w:t xml:space="preserve">"The correct relationships between unit cell edge length ' a ' and radius of sphere ' r ' for face-centred and body-centred cubic structu..."  </w:t>
+      </w:r>
+      <w:r>
+        <w:rPr>
+          <w:b/>
+          <w:color w:val="2B6CB0"/>
+          <w:sz w:val="18"/>
+        </w:rPr>
+        <w:t>[Ans: D]</w:t>
+      </w:r>
+    </w:p>
+    <w:p>
+      <w:pPr>
+        <w:spacing w:after="120"/>
+      </w:pPr>
+    </w:p>
+    <w:p>
+      <w:pPr>
+        <w:pStyle w:val="Heading2"/>
+      </w:pPr>
+      <w:r>
+        <w:rPr>
+          <w:color w:val="2B6CB0"/>
+          <w:sz w:val="24"/>
+        </w:rPr>
+        <w:t>3.2 Solid State — Standard Calculations &amp; Problem Archetypes (High Yield — 12 PYQs)</w:t>
       </w:r>
     </w:p>
     <w:p>
@@ -773,13 +981,40 @@
           <w:b/>
           <w:sz w:val="18"/>
         </w:rPr>
-        <w:t xml:space="preserve">[2023 Morning Shift] Q#1 (MCQ): </w:t>
+        <w:t xml:space="preserve">[2023 Evening Shift] Q#2 (Numerical): </w:t>
       </w:r>
       <w:r>
         <w:rPr>
           <w:sz w:val="18"/>
         </w:rPr>
-        <w:t xml:space="preserve">"Which of the following expressions is correct in case of a CsCl unit cell (edge length 'a')?..."  </w:t>
+        <w:t xml:space="preserve">"A metal M crystallizes into two lattices :- face centred cubic (fcc) and body centred cubic (bcc) with unit cell edge length of 2.0 and $2..."  </w:t>
+      </w:r>
+      <w:r>
+        <w:rPr>
+          <w:b/>
+          <w:color w:val="2B6CB0"/>
+          <w:sz w:val="18"/>
+        </w:rPr>
+        <w:t>[Ans: 4]</w:t>
+      </w:r>
+    </w:p>
+    <w:p>
+      <w:pPr>
+        <w:pStyle w:val="ListBullet"/>
+        <w:spacing w:after="40"/>
+      </w:pPr>
+      <w:r>
+        <w:rPr>
+          <w:b/>
+          <w:sz w:val="18"/>
+        </w:rPr>
+        <w:t xml:space="preserve">[2023 Morning Shift] Q#3 (MCQ): </w:t>
+      </w:r>
+      <w:r>
+        <w:rPr>
+          <w:sz w:val="18"/>
+        </w:rPr>
+        <w:t xml:space="preserve">"A compound is formed by two elements X and Y . The element Y forms cubic close packed arrangement and those of element X occupy one ..."  </w:t>
       </w:r>
       <w:r>
         <w:rPr>
@@ -800,13 +1035,13 @@
           <w:b/>
           <w:sz w:val="18"/>
         </w:rPr>
-        <w:t xml:space="preserve">[2023 Evening Shift] Q#1 (Numerical): </w:t>
+        <w:t xml:space="preserve">[2022 Evening Shift] Q#1 (Numerical): </w:t>
       </w:r>
       <w:r>
         <w:rPr>
           <w:sz w:val="18"/>
         </w:rPr>
-        <w:t xml:space="preserve">"Number of crystal systems from the following where body centred unit cell can be found, is ____________. Cubic, tetragonal, orthorhombic, he..."  </w:t>
+        <w:t xml:space="preserve">"In a solid AB, A atoms are in ccp arrangement and B atoms occupy all the octahedral sites. If two atoms from the opposite faces are removed,..."  </w:t>
       </w:r>
       <w:r>
         <w:rPr>
@@ -815,33 +1050,6 @@
           <w:sz w:val="18"/>
         </w:rPr>
         <w:t>[Ans: 3]</w:t>
-      </w:r>
-    </w:p>
-    <w:p>
-      <w:pPr>
-        <w:pStyle w:val="ListBullet"/>
-        <w:spacing w:after="40"/>
-      </w:pPr>
-      <w:r>
-        <w:rPr>
-          <w:b/>
-          <w:sz w:val="18"/>
-        </w:rPr>
-        <w:t xml:space="preserve">[2023 Evening Shift] Q#2 (Numerical): </w:t>
-      </w:r>
-      <w:r>
-        <w:rPr>
-          <w:sz w:val="18"/>
-        </w:rPr>
-        <w:t xml:space="preserve">"A metal M crystallizes into two lattices :- face centred cubic (fcc) and body centred cubic (bcc) with unit cell edge length of 2.0 and $2..."  </w:t>
-      </w:r>
-      <w:r>
-        <w:rPr>
-          <w:b/>
-          <w:color w:val="2B6CB0"/>
-          <w:sz w:val="18"/>
-        </w:rPr>
-        <w:t>[Ans: 4]</w:t>
       </w:r>
     </w:p>
     <w:p>
@@ -858,7 +1066,7 @@
           <w:color w:val="2B6CB0"/>
           <w:sz w:val="24"/>
         </w:rPr>
-        <w:t>3.2 Solid State — Applied Cases, Reactions &amp; Traps (Very High Yield — 28 PYQs)</w:t>
+        <w:t>3.3 Solid State — Applied Cases, Reactions &amp; Traps (High Yield — 10 PYQs)</w:t>
       </w:r>
     </w:p>
     <w:p>
@@ -1008,33 +1216,6 @@
           <w:b/>
           <w:sz w:val="18"/>
         </w:rPr>
-        <w:t xml:space="preserve">[2023 Evening Shift] Q#2 (MCQ): </w:t>
-      </w:r>
-      <w:r>
-        <w:rPr>
-          <w:sz w:val="18"/>
-        </w:rPr>
-        <w:t xml:space="preserve">"The correct relationships between unit cell edge length ' a ' and radius of sphere ' r ' for face-centred and body-centred cubic structu..."  </w:t>
-      </w:r>
-      <w:r>
-        <w:rPr>
-          <w:b/>
-          <w:color w:val="2B6CB0"/>
-          <w:sz w:val="18"/>
-        </w:rPr>
-        <w:t>[Ans: D]</w:t>
-      </w:r>
-    </w:p>
-    <w:p>
-      <w:pPr>
-        <w:pStyle w:val="ListBullet"/>
-        <w:spacing w:after="40"/>
-      </w:pPr>
-      <w:r>
-        <w:rPr>
-          <w:b/>
-          <w:sz w:val="18"/>
-        </w:rPr>
         <w:t xml:space="preserve">[2023 Morning Shift] Q#3 (MCQ): </w:t>
       </w:r>
       <w:r>
@@ -1042,187 +1223,6 @@
           <w:sz w:val="18"/>
         </w:rPr>
         <w:t xml:space="preserve">"A compound is formed by two elements X and Y . The element Y forms cubic close packed arrangement and those of element X occupy one ..."  </w:t>
-      </w:r>
-      <w:r>
-        <w:rPr>
-          <w:b/>
-          <w:color w:val="2B6CB0"/>
-          <w:sz w:val="18"/>
-        </w:rPr>
-        <w:t>[Ans: N/A]</w:t>
-      </w:r>
-    </w:p>
-    <w:p>
-      <w:pPr>
-        <w:spacing w:after="120"/>
-      </w:pPr>
-    </w:p>
-    <w:p>
-      <w:pPr>
-        <w:pStyle w:val="Heading2"/>
-      </w:pPr>
-      <w:r>
-        <w:rPr>
-          <w:color w:val="2B6CB0"/>
-          <w:sz w:val="24"/>
-        </w:rPr>
-        <w:t>3.3 Solid State — Core Principles &amp; Governing Laws (High Yield — 10 PYQs)</w:t>
-      </w:r>
-    </w:p>
-    <w:p>
-      <w:r>
-        <w:rPr>
-          <w:b/>
-          <w:sz w:val="20"/>
-        </w:rPr>
-        <w:t xml:space="preserve">Core Principle: </w:t>
-      </w:r>
-      <w:r>
-        <w:rPr>
-          <w:sz w:val="20"/>
-        </w:rPr>
-        <w:t>Fundamental definitions, core postulates, and governing physical/chemical relations in Solid State.</w:t>
-      </w:r>
-    </w:p>
-    <w:tbl>
-      <w:tblPr>
-        <w:tblW w:type="auto" w:w="0"/>
-        <w:jc w:val="center"/>
-        <w:tblLook w:firstColumn="1" w:firstRow="1" w:lastColumn="0" w:lastRow="0" w:noHBand="0" w:noVBand="1" w:val="04A0"/>
-      </w:tblPr>
-      <w:tblGrid>
-        <w:gridCol w:w="10080"/>
-      </w:tblGrid>
-      <w:tr>
-        <w:tc>
-          <w:tcPr>
-            <w:tcW w:type="dxa" w:w="10080"/>
-            <w:shd w:fill="FFF5F5"/>
-            <w:tcMar>
-              <w:top w:w="100" w:type="dxa"/>
-              <w:bottom w:w="100" w:type="dxa"/>
-              <w:left w:w="150" w:type="dxa"/>
-              <w:right w:w="150" w:type="dxa"/>
-            </w:tcMar>
-          </w:tcPr>
-          <w:p>
-            <w:r>
-              <w:rPr>
-                <w:b/>
-                <w:color w:val="C53030"/>
-                <w:sz w:val="19"/>
-              </w:rPr>
-              <w:t xml:space="preserve">⚠️ Common Trap / JEE Pitfall: </w:t>
-            </w:r>
-            <w:r>
-              <w:rPr>
-                <w:color w:val="2D3748"/>
-                <w:sz w:val="19"/>
-              </w:rPr>
-              <w:t>Carefully verify units, standard reference states, and sign conventions in Solid State.</w:t>
-            </w:r>
-          </w:p>
-        </w:tc>
-      </w:tr>
-    </w:tbl>
-    <w:tbl>
-      <w:tblPr>
-        <w:tblW w:type="auto" w:w="0"/>
-        <w:jc w:val="center"/>
-        <w:tblLook w:firstColumn="1" w:firstRow="1" w:lastColumn="0" w:lastRow="0" w:noHBand="0" w:noVBand="1" w:val="04A0"/>
-      </w:tblPr>
-      <w:tblGrid>
-        <w:gridCol w:w="10080"/>
-      </w:tblGrid>
-      <w:tr>
-        <w:tc>
-          <w:tcPr>
-            <w:tcW w:type="dxa" w:w="10080"/>
-            <w:shd w:fill="F0FFF4"/>
-            <w:tcMar>
-              <w:top w:w="100" w:type="dxa"/>
-              <w:bottom w:w="100" w:type="dxa"/>
-              <w:left w:w="150" w:type="dxa"/>
-              <w:right w:w="150" w:type="dxa"/>
-            </w:tcMar>
-          </w:tcPr>
-          <w:p>
-            <w:r>
-              <w:rPr>
-                <w:b/>
-                <w:color w:val="276749"/>
-                <w:sz w:val="19"/>
-              </w:rPr>
-              <w:t xml:space="preserve">💡 Speed Hack / Trick: </w:t>
-            </w:r>
-            <w:r>
-              <w:rPr>
-                <w:color w:val="2D3748"/>
-                <w:sz w:val="19"/>
-              </w:rPr>
-              <w:t>Focus on high-yield formulas and standard limiting approximations tested in Solid State PYQs.</w:t>
-            </w:r>
-          </w:p>
-        </w:tc>
-      </w:tr>
-    </w:tbl>
-    <w:p>
-      <w:pPr>
-        <w:spacing w:before="120" w:after="40"/>
-      </w:pPr>
-      <w:r>
-        <w:rPr>
-          <w:b/>
-          <w:color w:val="1A365D"/>
-          <w:sz w:val="19"/>
-        </w:rPr>
-        <w:t>Source PYQs testing this concept:</w:t>
-      </w:r>
-    </w:p>
-    <w:p>
-      <w:pPr>
-        <w:pStyle w:val="ListBullet"/>
-        <w:spacing w:after="40"/>
-      </w:pPr>
-      <w:r>
-        <w:rPr>
-          <w:b/>
-          <w:sz w:val="18"/>
-        </w:rPr>
-        <w:t xml:space="preserve">[2023 Evening Shift] Q#3 (Numerical): </w:t>
-      </w:r>
-      <w:r>
-        <w:rPr>
-          <w:sz w:val="18"/>
-        </w:rPr>
-        <w:t xml:space="preserve">"Iron oxide FeO, crystallises in a cubic lattice with a unit cell edge length of 5.0 Å. If density of the FeO in the crystal is $4.0gcm^{-3..."  </w:t>
-      </w:r>
-      <w:r>
-        <w:rPr>
-          <w:b/>
-          <w:color w:val="2B6CB0"/>
-          <w:sz w:val="18"/>
-        </w:rPr>
-        <w:t>[Ans: 4]</w:t>
-      </w:r>
-    </w:p>
-    <w:p>
-      <w:pPr>
-        <w:pStyle w:val="ListBullet"/>
-        <w:spacing w:after="40"/>
-      </w:pPr>
-      <w:r>
-        <w:rPr>
-          <w:b/>
-          <w:sz w:val="18"/>
-        </w:rPr>
-        <w:t xml:space="preserve">[2023 Morning Shift] Q#4 (MCQ): </w:t>
-      </w:r>
-      <w:r>
-        <w:rPr>
-          <w:sz w:val="18"/>
-        </w:rPr>
-        <w:t xml:space="preserve">"Which of the following represents the lattice structure of A_(0.95)O containing A^2+,A^3+ and O^2- ions?..."  </w:t>
       </w:r>
       <w:r>
         <w:rPr>
@@ -1243,13 +1243,13 @@
           <w:b/>
           <w:sz w:val="18"/>
         </w:rPr>
-        <w:t xml:space="preserve">[2022 Morning Shift] Q#3 (Numerical): </w:t>
+        <w:t xml:space="preserve">[2022 Evening Shift] Q#1 (Numerical): </w:t>
       </w:r>
       <w:r>
         <w:rPr>
           <w:sz w:val="18"/>
         </w:rPr>
-        <w:t xml:space="preserve">"An element M crystallises in a body centred cubic unit cell with a cell edge of 300pm . The density of the element is 6.0gcm^-3 . The ..."  </w:t>
+        <w:t xml:space="preserve">"In a solid AB, A atoms are in ccp arrangement and B atoms occupy all the octahedral sites. If two atoms from the opposite faces are removed,..."  </w:t>
       </w:r>
       <w:r>
         <w:rPr>
@@ -1257,7 +1257,7 @@
           <w:color w:val="2B6CB0"/>
           <w:sz w:val="18"/>
         </w:rPr>
-        <w:t>[Ans: 22]</w:t>
+        <w:t>[Ans: 3]</w:t>
       </w:r>
     </w:p>
     <w:p>
@@ -1529,7 +1529,7 @@
           <w:color w:val="1A365D"/>
           <w:sz w:val="22"/>
         </w:rPr>
-        <w:t>Benchmark Problem 3: JEE Main 2023 (Online) 30th January Evening Shift (Q#3)</w:t>
+        <w:t>Benchmark Problem 3: JEE Main 2023 (Online) 1st February Evening Shift (Q#2)</w:t>
       </w:r>
     </w:p>
     <w:p>
@@ -1540,7 +1540,7 @@
         <w:rPr>
           <w:sz w:val="20"/>
         </w:rPr>
-        <w:t>Iron oxide FeO, crystallises in a cubic lattice with a unit cell edge length of 5.0 Å. If density of the FeO in the crystal is 4.0gcm^-3 , then the number of FeO units present per unit cell is __________. (Nearest integer) Given: Molar mass of Fe and O is 56 and 16gmol^-1 respectively. N_(A)=6.0 × 10^23mol^-1</w:t>
+        <w:t>A metal M crystallizes into two lattices :- face centred cubic (fcc) and body centred cubic (bcc) with unit cell edge length of 2.0 and 2.5vec(A) respectively. The ratio of densities of lattices fcc to bcc for the metal M is ____________. (Nearest integer)</w:t>
       </w:r>
     </w:p>
     <w:tbl>
@@ -1581,7 +1581,7 @@
               </w:rPr>
               <w:t>Solution Analysis:</w:t>
               <w:br/>
-              <w:t>d=\fracz × ma^3 4=\fracz × 726 × 10^23(5 × 10^-8)^3 4=\fracz × 726 × 125 × 10^-1 =z ≈ 4</w:t>
+              <w:t>d_(1), Density of fcc lattice of metalM=\frac4 × MN_(0)(a_(fcc))^3 d_(2), Density of bcc lattice of metalM=\frac2 × MN_(0)(a_(bcc))^3 \fracd_(1)d_(2)=(4 / 2)(\fraca_(bcc)a_(fcc))^3=2((2.5 / 2))^3=3.90≃4</w:t>
             </w:r>
           </w:p>
         </w:tc>
